--- a/可视化技术作业/实验4/202300130183-宋浩宇-实验4.docx
+++ b/可视化技术作业/实验4/202300130183-宋浩宇-实验4.docx
@@ -677,12 +677,17 @@
             <w:pPr>
               <w:bidi w:val="0"/>
               <w:rPr>
-                <w:rFonts w:hint="eastAsia"/>
-                <w:lang w:val="en-US" w:eastAsia="zh-CN"/>
-              </w:rPr>
-            </w:pPr>
-            <w:bookmarkStart w:id="0" w:name="_GoBack"/>
-            <w:bookmarkEnd w:id="0"/>
+                <w:rFonts w:hint="default"/>
+                <w:lang w:val="en-US" w:eastAsia="zh-CN"/>
+              </w:rPr>
+            </w:pPr>
+            <w:r>
+              <w:rPr>
+                <w:rFonts w:hint="eastAsia"/>
+                <w:lang w:val="en-US" w:eastAsia="zh-CN"/>
+              </w:rPr>
+              <w:t>我自己做的</w:t>
+            </w:r>
           </w:p>
           <w:p>
             <w:pPr>
@@ -714,6 +719,26 @@
                 <w:lang w:val="en-US" w:eastAsia="zh-CN"/>
               </w:rPr>
             </w:pPr>
+            <w:r>
+              <w:rPr>
+                <w:rFonts w:hint="eastAsia"/>
+                <w:b w:val="0"/>
+                <w:bCs w:val="0"/>
+                <w:lang w:val="en-US" w:eastAsia="zh-CN"/>
+              </w:rPr>
+              <w:t>图谱的话，比起d3js我之前用过更合适的库，叫echarts，这也是一个画图表的库，且声明起来更简单，所以我选择使用这个库。但是这个库需要使用基于nodejs的vue3环境，使用npm工具来完成构建，所以项目处理起来会麻烦一点，不过效果确实很不错，大部分图中的元</w:t>
+            </w:r>
+            <w:bookmarkStart w:id="0" w:name="_GoBack"/>
+            <w:bookmarkEnd w:id="0"/>
+            <w:r>
+              <w:rPr>
+                <w:rFonts w:hint="eastAsia"/>
+                <w:b w:val="0"/>
+                <w:bCs w:val="0"/>
+                <w:lang w:val="en-US" w:eastAsia="zh-CN"/>
+              </w:rPr>
+              <w:t>素都是可直接声明的属性。</w:t>
+            </w:r>
           </w:p>
         </w:tc>
       </w:tr>
@@ -774,18 +799,53 @@
                 <w:szCs w:val="20"/>
               </w:rPr>
             </w:pPr>
+            <w:r>
+              <w:drawing>
+                <wp:inline distT="0" distB="0" distL="114300" distR="114300">
+                  <wp:extent cx="5888355" cy="5860415"/>
+                  <wp:effectExtent l="0" t="0" r="4445" b="6985"/>
+                  <wp:docPr id="1" name="图片 1"/>
+                  <wp:cNvGraphicFramePr>
+                    <a:graphicFrameLocks xmlns:a="http://schemas.openxmlformats.org/drawingml/2006/main" noChangeAspect="1"/>
+                  </wp:cNvGraphicFramePr>
+                  <a:graphic xmlns:a="http://schemas.openxmlformats.org/drawingml/2006/main">
+                    <a:graphicData uri="http://schemas.openxmlformats.org/drawingml/2006/picture">
+                      <pic:pic xmlns:pic="http://schemas.openxmlformats.org/drawingml/2006/picture">
+                        <pic:nvPicPr>
+                          <pic:cNvPr id="1" name="图片 1"/>
+                          <pic:cNvPicPr>
+                            <a:picLocks noChangeAspect="1"/>
+                          </pic:cNvPicPr>
+                        </pic:nvPicPr>
+                        <pic:blipFill>
+                          <a:blip r:embed="rId4"/>
+                          <a:stretch>
+                            <a:fillRect/>
+                          </a:stretch>
+                        </pic:blipFill>
+                        <pic:spPr>
+                          <a:xfrm>
+                            <a:off x="0" y="0"/>
+                            <a:ext cx="5888355" cy="5860415"/>
+                          </a:xfrm>
+                          <a:prstGeom prst="rect">
+                            <a:avLst/>
+                          </a:prstGeom>
+                          <a:noFill/>
+                          <a:ln>
+                            <a:noFill/>
+                          </a:ln>
+                        </pic:spPr>
+                      </pic:pic>
+                    </a:graphicData>
+                  </a:graphic>
+                </wp:inline>
+              </w:drawing>
+            </w:r>
           </w:p>
         </w:tc>
       </w:tr>
     </w:tbl>
-    <w:p>
-      <w:pPr>
-        <w:spacing w:line="320" w:lineRule="atLeast"/>
-        <w:rPr>
-          <w:rFonts w:cs="Times New Roman"/>
-        </w:rPr>
-      </w:pPr>
-    </w:p>
     <w:p>
       <w:pPr>
         <w:spacing w:line="320" w:lineRule="atLeast"/>
